--- a/CNTT3.docx
+++ b/CNTT3.docx
@@ -9,31 +9,7 @@
         </w:rPr>
       </w:pPr>
       <w:r>
-        <w:t xml:space="preserve">CNTT3_Nhập </w:t>
-      </w:r>
-      <w:proofErr w:type="spellStart"/>
-      <w:r>
-        <w:t>môn</w:t>
-      </w:r>
-      <w:proofErr w:type="spellEnd"/>
-      <w:r>
-        <w:t xml:space="preserve"> </w:t>
-      </w:r>
-      <w:proofErr w:type="spellStart"/>
-      <w:r>
-        <w:t>công</w:t>
-      </w:r>
-      <w:proofErr w:type="spellEnd"/>
-      <w:r>
-        <w:t xml:space="preserve"> </w:t>
-      </w:r>
-      <w:proofErr w:type="spellStart"/>
-      <w:r>
-        <w:t>nghệ</w:t>
-      </w:r>
-      <w:proofErr w:type="spellEnd"/>
-      <w:r>
-        <w:t xml:space="preserve"> thông_sesson01_Bài1</w:t>
+        <w:t>CNTT3_Nhập môn công nghệ thông_sesson01_Bài1</w:t>
       </w:r>
     </w:p>
     <w:p>
@@ -50,11 +26,303 @@
       </w:r>
     </w:p>
     <w:p>
-      <w:pPr>
-        <w:rPr>
-          <w:lang w:val="vi-VN"/>
-        </w:rPr>
-      </w:pPr>
+      <w:r>
+        <w:rPr>
+          <w:b/>
+          <w:bCs/>
+          <w:i/>
+          <w:iCs/>
+        </w:rPr>
+        <w:t>Phần 1: Phân tích vấn đề</w:t>
+      </w:r>
+    </w:p>
+    <w:p>
+      <w:pPr>
+        <w:numPr>
+          <w:ilvl w:val="0"/>
+          <w:numId w:val="1"/>
+        </w:numPr>
+      </w:pPr>
+      <w:r>
+        <w:t>Xác định phép tính hoặc bước quy đổi nào trong bảng trên đang sai.</w:t>
+      </w:r>
+    </w:p>
+    <w:p>
+      <w:pPr>
+        <w:numPr>
+          <w:ilvl w:val="0"/>
+          <w:numId w:val="1"/>
+        </w:numPr>
+      </w:pPr>
+      <w:r>
+        <w:t>Giải thích nguyên nhân dẫn đến sai lệch kết quả.</w:t>
+      </w:r>
+    </w:p>
+    <w:p>
+      <w:r>
+        <w:rPr>
+          <w:b/>
+          <w:bCs/>
+          <w:i/>
+          <w:iCs/>
+        </w:rPr>
+        <w:t>Phần 2: Hoàn thiện bài</w:t>
+      </w:r>
+    </w:p>
+    <w:p>
+      <w:pPr>
+        <w:numPr>
+          <w:ilvl w:val="0"/>
+          <w:numId w:val="2"/>
+        </w:numPr>
+      </w:pPr>
+      <w:r>
+        <w:t>Tính lại tổng dung lượng sử dụng bằng cách quy đổi đúng đơn vị.</w:t>
+      </w:r>
+    </w:p>
+    <w:p>
+      <w:pPr>
+        <w:numPr>
+          <w:ilvl w:val="0"/>
+          <w:numId w:val="2"/>
+        </w:numPr>
+      </w:pPr>
+      <w:r>
+        <w:t>Tính lại dung lượng còn trống của ổ cứng.</w:t>
+      </w:r>
+    </w:p>
+    <w:p>
+      <w:pPr>
+        <w:numPr>
+          <w:ilvl w:val="0"/>
+          <w:numId w:val="2"/>
+        </w:numPr>
+      </w:pPr>
+      <w:r>
+        <w:t xml:space="preserve">Nếu lưu thêm </w:t>
+      </w:r>
+      <w:r>
+        <w:rPr>
+          <w:b/>
+          <w:bCs/>
+        </w:rPr>
+        <w:t>500 bài hát MP3 (5 MB/bài)</w:t>
+      </w:r>
+      <w:r>
+        <w:t xml:space="preserve"> thì ổ cứng còn đủ dung lượng hay không? Giải thích.</w:t>
+      </w:r>
+    </w:p>
+    <w:p>
+      <w:pPr>
+        <w:rPr>
+          <w:lang w:val="vi-VN"/>
+        </w:rPr>
+      </w:pPr>
+      <w:r>
+        <w:rPr>
+          <w:lang w:val="vi-VN"/>
+        </w:rPr>
+        <w:t>Phần 1</w:t>
+      </w:r>
+    </w:p>
+    <w:p>
+      <w:pPr>
+        <w:pStyle w:val="ListParagraph"/>
+        <w:numPr>
+          <w:ilvl w:val="0"/>
+          <w:numId w:val="4"/>
+        </w:numPr>
+        <w:rPr>
+          <w:lang w:val="vi-VN"/>
+        </w:rPr>
+      </w:pPr>
+      <w:r>
+        <w:rPr>
+          <w:lang w:val="vi-VN"/>
+        </w:rPr>
+        <w:t>Phép tính sai là dung lượng ảnh 4MB x 1000/1000= 4GB</w:t>
+      </w:r>
+    </w:p>
+    <w:p>
+      <w:pPr>
+        <w:pStyle w:val="ListParagraph"/>
+        <w:numPr>
+          <w:ilvl w:val="0"/>
+          <w:numId w:val="4"/>
+        </w:numPr>
+        <w:rPr>
+          <w:lang w:val="vi-VN"/>
+        </w:rPr>
+      </w:pPr>
+      <w:r>
+        <w:rPr>
+          <w:lang w:val="vi-VN"/>
+        </w:rPr>
+        <w:t>Nguyên nhân: sai giá trị quy đổi từ MB sang GB</w:t>
+      </w:r>
+    </w:p>
+    <w:p>
+      <w:pPr>
+        <w:rPr>
+          <w:lang w:val="vi-VN"/>
+        </w:rPr>
+      </w:pPr>
+      <w:r>
+        <w:rPr>
+          <w:lang w:val="vi-VN"/>
+        </w:rPr>
+        <w:t>Phần 2</w:t>
+      </w:r>
+    </w:p>
+    <w:p>
+      <w:pPr>
+        <w:pStyle w:val="ListParagraph"/>
+        <w:numPr>
+          <w:ilvl w:val="0"/>
+          <w:numId w:val="5"/>
+        </w:numPr>
+        <w:rPr>
+          <w:lang w:val="vi-VN"/>
+        </w:rPr>
+      </w:pPr>
+      <w:r>
+        <w:rPr>
+          <w:lang w:val="vi-VN"/>
+        </w:rPr>
+        <w:t>Tổng dung lượng sử dụng = 40+4000/1024+100= 143.90625</w:t>
+      </w:r>
+      <w:r>
+        <w:rPr>
+          <w:lang w:val="vi-VN"/>
+        </w:rPr>
+        <w:t xml:space="preserve"> GB</w:t>
+      </w:r>
+    </w:p>
+    <w:p>
+      <w:pPr>
+        <w:pStyle w:val="ListParagraph"/>
+        <w:numPr>
+          <w:ilvl w:val="0"/>
+          <w:numId w:val="5"/>
+        </w:numPr>
+        <w:rPr>
+          <w:lang w:val="vi-VN"/>
+        </w:rPr>
+      </w:pPr>
+      <w:r>
+        <w:rPr>
+          <w:lang w:val="vi-VN"/>
+        </w:rPr>
+        <w:t>D</w:t>
+      </w:r>
+      <w:r>
+        <w:rPr>
+          <w:lang w:val="vi-VN"/>
+        </w:rPr>
+        <w:t>ung lượng còn trống của ổ cứng</w:t>
+      </w:r>
+      <w:r>
+        <w:rPr>
+          <w:lang w:val="vi-VN"/>
+        </w:rPr>
+        <w:t xml:space="preserve"> = 256-143.90625= 112.09375</w:t>
+      </w:r>
+    </w:p>
+    <w:p>
+      <w:pPr>
+        <w:pStyle w:val="ListParagraph"/>
+        <w:numPr>
+          <w:ilvl w:val="0"/>
+          <w:numId w:val="5"/>
+        </w:numPr>
+        <w:rPr>
+          <w:lang w:val="vi-VN"/>
+        </w:rPr>
+      </w:pPr>
+      <w:r>
+        <w:rPr>
+          <w:lang w:val="vi-VN"/>
+        </w:rPr>
+        <w:t xml:space="preserve">Nếu lưu thêm </w:t>
+      </w:r>
+      <w:r>
+        <w:rPr>
+          <w:b/>
+          <w:bCs/>
+          <w:lang w:val="vi-VN"/>
+        </w:rPr>
+        <w:t>500 bài hát MP3 (5 MB/bài)</w:t>
+      </w:r>
+      <w:r>
+        <w:rPr>
+          <w:lang w:val="vi-VN"/>
+        </w:rPr>
+        <w:t xml:space="preserve"> thì ổ cứng còn đủ dung lượng</w:t>
+      </w:r>
+      <w:r>
+        <w:rPr>
+          <w:lang w:val="vi-VN"/>
+        </w:rPr>
+        <w:t xml:space="preserve"> vì</w:t>
+      </w:r>
+    </w:p>
+    <w:p>
+      <w:pPr>
+        <w:ind w:left="360"/>
+        <w:rPr>
+          <w:lang w:val="vi-VN"/>
+        </w:rPr>
+      </w:pPr>
+      <w:r>
+        <w:rPr>
+          <w:lang w:val="vi-VN"/>
+        </w:rPr>
+        <w:t>500 x 5 /1024= 2.</w:t>
+      </w:r>
+      <w:r>
+        <w:rPr>
+          <w:lang w:val="vi-VN"/>
+        </w:rPr>
+        <w:t>44140625</w:t>
+      </w:r>
+      <w:r>
+        <w:rPr>
+          <w:lang w:val="vi-VN"/>
+        </w:rPr>
+        <w:t xml:space="preserve"> GB</w:t>
+      </w:r>
+    </w:p>
+    <w:p>
+      <w:pPr>
+        <w:ind w:left="360"/>
+        <w:rPr>
+          <w:lang w:val="vi-VN"/>
+        </w:rPr>
+      </w:pPr>
+      <w:r>
+        <w:rPr>
+          <w:lang w:val="vi-VN"/>
+        </w:rPr>
+        <w:t>112.</w:t>
+      </w:r>
+      <w:r>
+        <w:rPr>
+          <w:lang w:val="vi-VN"/>
+        </w:rPr>
+        <w:t>09375-</w:t>
+      </w:r>
+      <w:r>
+        <w:rPr>
+          <w:lang w:val="vi-VN"/>
+        </w:rPr>
+        <w:t>2.</w:t>
+      </w:r>
+      <w:r>
+        <w:rPr>
+          <w:lang w:val="vi-VN"/>
+        </w:rPr>
+        <w:t>44140625 &gt;0</w:t>
+      </w:r>
     </w:p>
     <w:sectPr>
       <w:pgSz w:w="12240" w:h="15840"/>
@@ -64,6 +332,513 @@
     </w:sectPr>
   </w:body>
 </w:document>
+</file>
+
+<file path=word/numbering.xml><?xml version="1.0" encoding="utf-8"?>
+<w:numbering xmlns:wpc="http://schemas.microsoft.com/office/word/2010/wordprocessingCanvas" xmlns:cx="http://schemas.microsoft.com/office/drawing/2014/chartex" xmlns:cx1="http://schemas.microsoft.com/office/drawing/2015/9/8/chartex" xmlns:cx2="http://schemas.microsoft.com/office/drawing/2015/10/21/chartex" xmlns:cx3="http://schemas.microsoft.com/office/drawing/2016/5/9/chartex" xmlns:cx4="http://schemas.microsoft.com/office/drawing/2016/5/10/chartex" xmlns:cx5="http://schemas.microsoft.com/office/drawing/2016/5/11/chartex" xmlns:cx6="http://schemas.microsoft.com/office/drawing/2016/5/12/chartex" xmlns:cx7="http://schemas.microsoft.com/office/drawing/2016/5/13/chartex" xmlns:cx8="http://schemas.microsoft.com/office/drawing/2016/5/14/chartex" xmlns:mc="http://schemas.openxmlformats.org/markup-compatibility/2006" xmlns:aink="http://schemas.microsoft.com/office/drawing/2016/ink" xmlns:am3d="http://schemas.microsoft.com/office/drawing/2017/model3d" xmlns:o="urn:schemas-microsoft-com:office:office" xmlns:oel="http://schemas.microsoft.com/office/2019/extlst" xmlns:r="http://schemas.openxmlformats.org/officeDocument/2006/relationships" xmlns:m="http://schemas.openxmlformats.org/officeDocument/2006/math" xmlns:v="urn:schemas-microsoft-com:vml" xmlns:wp14="http://schemas.microsoft.com/office/word/2010/wordprocessingDrawing" xmlns:wp="http://schemas.openxmlformats.org/drawingml/2006/wordprocessingDrawing" xmlns:w10="urn:schemas-microsoft-com:office:word" xmlns:w="http://schemas.openxmlformats.org/wordprocessingml/2006/main" xmlns:w14="http://schemas.microsoft.com/office/word/2010/wordml" xmlns:w15="http://schemas.microsoft.com/office/word/2012/wordml" xmlns:w16cex="http://schemas.microsoft.com/office/word/2018/wordml/cex" xmlns:w16cid="http://schemas.microsoft.com/office/word/2016/wordml/cid" xmlns:w16="http://schemas.microsoft.com/office/word/2018/wordml" xmlns:w16du="http://schemas.microsoft.com/office/word/2023/wordml/word16du" xmlns:w16sdtdh="http://schemas.microsoft.com/office/word/2020/wordml/sdtdatahash" xmlns:w16sdtfl="http://schemas.microsoft.com/office/word/2024/wordml/sdtformatlock" xmlns:w16se="http://schemas.microsoft.com/office/word/2015/wordml/symex" xmlns:wpg="http://schemas.microsoft.com/office/word/2010/wordprocessingGroup" xmlns:wpi="http://schemas.microsoft.com/office/word/2010/wordprocessingInk" xmlns:wne="http://schemas.microsoft.com/office/word/2006/wordml" xmlns:wps="http://schemas.microsoft.com/office/word/2010/wordprocessingShape" mc:Ignorable="w14 w15 w16se w16cid w16 w16cex w16sdtdh w16sdtfl w16du wp14">
+  <w:abstractNum w:abstractNumId="0" w15:restartNumberingAfterBreak="0">
+    <w:nsid w:val="0C193C6B"/>
+    <w:multiLevelType w:val="multilevel"/>
+    <w:tmpl w:val="417A3B44"/>
+    <w:lvl w:ilvl="0">
+      <w:start w:val="3"/>
+      <w:numFmt w:val="decimal"/>
+      <w:lvlText w:val="%1."/>
+      <w:lvlJc w:val="left"/>
+      <w:pPr>
+        <w:tabs>
+          <w:tab w:val="num" w:pos="720"/>
+        </w:tabs>
+        <w:ind w:left="720" w:hanging="360"/>
+      </w:pPr>
+    </w:lvl>
+    <w:lvl w:ilvl="1" w:tentative="1">
+      <w:start w:val="1"/>
+      <w:numFmt w:val="decimal"/>
+      <w:lvlText w:val="%2."/>
+      <w:lvlJc w:val="left"/>
+      <w:pPr>
+        <w:tabs>
+          <w:tab w:val="num" w:pos="1440"/>
+        </w:tabs>
+        <w:ind w:left="1440" w:hanging="360"/>
+      </w:pPr>
+    </w:lvl>
+    <w:lvl w:ilvl="2" w:tentative="1">
+      <w:start w:val="1"/>
+      <w:numFmt w:val="decimal"/>
+      <w:lvlText w:val="%3."/>
+      <w:lvlJc w:val="left"/>
+      <w:pPr>
+        <w:tabs>
+          <w:tab w:val="num" w:pos="2160"/>
+        </w:tabs>
+        <w:ind w:left="2160" w:hanging="360"/>
+      </w:pPr>
+    </w:lvl>
+    <w:lvl w:ilvl="3" w:tentative="1">
+      <w:start w:val="1"/>
+      <w:numFmt w:val="decimal"/>
+      <w:lvlText w:val="%4."/>
+      <w:lvlJc w:val="left"/>
+      <w:pPr>
+        <w:tabs>
+          <w:tab w:val="num" w:pos="2880"/>
+        </w:tabs>
+        <w:ind w:left="2880" w:hanging="360"/>
+      </w:pPr>
+    </w:lvl>
+    <w:lvl w:ilvl="4" w:tentative="1">
+      <w:start w:val="1"/>
+      <w:numFmt w:val="decimal"/>
+      <w:lvlText w:val="%5."/>
+      <w:lvlJc w:val="left"/>
+      <w:pPr>
+        <w:tabs>
+          <w:tab w:val="num" w:pos="3600"/>
+        </w:tabs>
+        <w:ind w:left="3600" w:hanging="360"/>
+      </w:pPr>
+    </w:lvl>
+    <w:lvl w:ilvl="5" w:tentative="1">
+      <w:start w:val="1"/>
+      <w:numFmt w:val="decimal"/>
+      <w:lvlText w:val="%6."/>
+      <w:lvlJc w:val="left"/>
+      <w:pPr>
+        <w:tabs>
+          <w:tab w:val="num" w:pos="4320"/>
+        </w:tabs>
+        <w:ind w:left="4320" w:hanging="360"/>
+      </w:pPr>
+    </w:lvl>
+    <w:lvl w:ilvl="6" w:tentative="1">
+      <w:start w:val="1"/>
+      <w:numFmt w:val="decimal"/>
+      <w:lvlText w:val="%7."/>
+      <w:lvlJc w:val="left"/>
+      <w:pPr>
+        <w:tabs>
+          <w:tab w:val="num" w:pos="5040"/>
+        </w:tabs>
+        <w:ind w:left="5040" w:hanging="360"/>
+      </w:pPr>
+    </w:lvl>
+    <w:lvl w:ilvl="7" w:tentative="1">
+      <w:start w:val="1"/>
+      <w:numFmt w:val="decimal"/>
+      <w:lvlText w:val="%8."/>
+      <w:lvlJc w:val="left"/>
+      <w:pPr>
+        <w:tabs>
+          <w:tab w:val="num" w:pos="5760"/>
+        </w:tabs>
+        <w:ind w:left="5760" w:hanging="360"/>
+      </w:pPr>
+    </w:lvl>
+    <w:lvl w:ilvl="8" w:tentative="1">
+      <w:start w:val="1"/>
+      <w:numFmt w:val="decimal"/>
+      <w:lvlText w:val="%9."/>
+      <w:lvlJc w:val="left"/>
+      <w:pPr>
+        <w:tabs>
+          <w:tab w:val="num" w:pos="6480"/>
+        </w:tabs>
+        <w:ind w:left="6480" w:hanging="360"/>
+      </w:pPr>
+    </w:lvl>
+  </w:abstractNum>
+  <w:abstractNum w:abstractNumId="1" w15:restartNumberingAfterBreak="0">
+    <w:nsid w:val="1E8B7743"/>
+    <w:multiLevelType w:val="multilevel"/>
+    <w:tmpl w:val="10BA025A"/>
+    <w:lvl w:ilvl="0">
+      <w:start w:val="1"/>
+      <w:numFmt w:val="decimal"/>
+      <w:lvlText w:val="%1."/>
+      <w:lvlJc w:val="left"/>
+      <w:pPr>
+        <w:tabs>
+          <w:tab w:val="num" w:pos="720"/>
+        </w:tabs>
+        <w:ind w:left="720" w:hanging="360"/>
+      </w:pPr>
+    </w:lvl>
+    <w:lvl w:ilvl="1" w:tentative="1">
+      <w:start w:val="1"/>
+      <w:numFmt w:val="decimal"/>
+      <w:lvlText w:val="%2."/>
+      <w:lvlJc w:val="left"/>
+      <w:pPr>
+        <w:tabs>
+          <w:tab w:val="num" w:pos="1440"/>
+        </w:tabs>
+        <w:ind w:left="1440" w:hanging="360"/>
+      </w:pPr>
+    </w:lvl>
+    <w:lvl w:ilvl="2" w:tentative="1">
+      <w:start w:val="1"/>
+      <w:numFmt w:val="decimal"/>
+      <w:lvlText w:val="%3."/>
+      <w:lvlJc w:val="left"/>
+      <w:pPr>
+        <w:tabs>
+          <w:tab w:val="num" w:pos="2160"/>
+        </w:tabs>
+        <w:ind w:left="2160" w:hanging="360"/>
+      </w:pPr>
+    </w:lvl>
+    <w:lvl w:ilvl="3" w:tentative="1">
+      <w:start w:val="1"/>
+      <w:numFmt w:val="decimal"/>
+      <w:lvlText w:val="%4."/>
+      <w:lvlJc w:val="left"/>
+      <w:pPr>
+        <w:tabs>
+          <w:tab w:val="num" w:pos="2880"/>
+        </w:tabs>
+        <w:ind w:left="2880" w:hanging="360"/>
+      </w:pPr>
+    </w:lvl>
+    <w:lvl w:ilvl="4" w:tentative="1">
+      <w:start w:val="1"/>
+      <w:numFmt w:val="decimal"/>
+      <w:lvlText w:val="%5."/>
+      <w:lvlJc w:val="left"/>
+      <w:pPr>
+        <w:tabs>
+          <w:tab w:val="num" w:pos="3600"/>
+        </w:tabs>
+        <w:ind w:left="3600" w:hanging="360"/>
+      </w:pPr>
+    </w:lvl>
+    <w:lvl w:ilvl="5" w:tentative="1">
+      <w:start w:val="1"/>
+      <w:numFmt w:val="decimal"/>
+      <w:lvlText w:val="%6."/>
+      <w:lvlJc w:val="left"/>
+      <w:pPr>
+        <w:tabs>
+          <w:tab w:val="num" w:pos="4320"/>
+        </w:tabs>
+        <w:ind w:left="4320" w:hanging="360"/>
+      </w:pPr>
+    </w:lvl>
+    <w:lvl w:ilvl="6" w:tentative="1">
+      <w:start w:val="1"/>
+      <w:numFmt w:val="decimal"/>
+      <w:lvlText w:val="%7."/>
+      <w:lvlJc w:val="left"/>
+      <w:pPr>
+        <w:tabs>
+          <w:tab w:val="num" w:pos="5040"/>
+        </w:tabs>
+        <w:ind w:left="5040" w:hanging="360"/>
+      </w:pPr>
+    </w:lvl>
+    <w:lvl w:ilvl="7" w:tentative="1">
+      <w:start w:val="1"/>
+      <w:numFmt w:val="decimal"/>
+      <w:lvlText w:val="%8."/>
+      <w:lvlJc w:val="left"/>
+      <w:pPr>
+        <w:tabs>
+          <w:tab w:val="num" w:pos="5760"/>
+        </w:tabs>
+        <w:ind w:left="5760" w:hanging="360"/>
+      </w:pPr>
+    </w:lvl>
+    <w:lvl w:ilvl="8" w:tentative="1">
+      <w:start w:val="1"/>
+      <w:numFmt w:val="decimal"/>
+      <w:lvlText w:val="%9."/>
+      <w:lvlJc w:val="left"/>
+      <w:pPr>
+        <w:tabs>
+          <w:tab w:val="num" w:pos="6480"/>
+        </w:tabs>
+        <w:ind w:left="6480" w:hanging="360"/>
+      </w:pPr>
+    </w:lvl>
+  </w:abstractNum>
+  <w:abstractNum w:abstractNumId="2" w15:restartNumberingAfterBreak="0">
+    <w:nsid w:val="59AB4D92"/>
+    <w:multiLevelType w:val="hybridMultilevel"/>
+    <w:tmpl w:val="21E22D7A"/>
+    <w:lvl w:ilvl="0" w:tplc="0409000F">
+      <w:start w:val="1"/>
+      <w:numFmt w:val="decimal"/>
+      <w:lvlText w:val="%1."/>
+      <w:lvlJc w:val="left"/>
+      <w:pPr>
+        <w:ind w:left="720" w:hanging="360"/>
+      </w:pPr>
+      <w:rPr>
+        <w:rFonts w:hint="default"/>
+      </w:rPr>
+    </w:lvl>
+    <w:lvl w:ilvl="1" w:tplc="04090019" w:tentative="1">
+      <w:start w:val="1"/>
+      <w:numFmt w:val="lowerLetter"/>
+      <w:lvlText w:val="%2."/>
+      <w:lvlJc w:val="left"/>
+      <w:pPr>
+        <w:ind w:left="1440" w:hanging="360"/>
+      </w:pPr>
+    </w:lvl>
+    <w:lvl w:ilvl="2" w:tplc="0409001B" w:tentative="1">
+      <w:start w:val="1"/>
+      <w:numFmt w:val="lowerRoman"/>
+      <w:lvlText w:val="%3."/>
+      <w:lvlJc w:val="right"/>
+      <w:pPr>
+        <w:ind w:left="2160" w:hanging="180"/>
+      </w:pPr>
+    </w:lvl>
+    <w:lvl w:ilvl="3" w:tplc="0409000F" w:tentative="1">
+      <w:start w:val="1"/>
+      <w:numFmt w:val="decimal"/>
+      <w:lvlText w:val="%4."/>
+      <w:lvlJc w:val="left"/>
+      <w:pPr>
+        <w:ind w:left="2880" w:hanging="360"/>
+      </w:pPr>
+    </w:lvl>
+    <w:lvl w:ilvl="4" w:tplc="04090019" w:tentative="1">
+      <w:start w:val="1"/>
+      <w:numFmt w:val="lowerLetter"/>
+      <w:lvlText w:val="%5."/>
+      <w:lvlJc w:val="left"/>
+      <w:pPr>
+        <w:ind w:left="3600" w:hanging="360"/>
+      </w:pPr>
+    </w:lvl>
+    <w:lvl w:ilvl="5" w:tplc="0409001B" w:tentative="1">
+      <w:start w:val="1"/>
+      <w:numFmt w:val="lowerRoman"/>
+      <w:lvlText w:val="%6."/>
+      <w:lvlJc w:val="right"/>
+      <w:pPr>
+        <w:ind w:left="4320" w:hanging="180"/>
+      </w:pPr>
+    </w:lvl>
+    <w:lvl w:ilvl="6" w:tplc="0409000F" w:tentative="1">
+      <w:start w:val="1"/>
+      <w:numFmt w:val="decimal"/>
+      <w:lvlText w:val="%7."/>
+      <w:lvlJc w:val="left"/>
+      <w:pPr>
+        <w:ind w:left="5040" w:hanging="360"/>
+      </w:pPr>
+    </w:lvl>
+    <w:lvl w:ilvl="7" w:tplc="04090019" w:tentative="1">
+      <w:start w:val="1"/>
+      <w:numFmt w:val="lowerLetter"/>
+      <w:lvlText w:val="%8."/>
+      <w:lvlJc w:val="left"/>
+      <w:pPr>
+        <w:ind w:left="5760" w:hanging="360"/>
+      </w:pPr>
+    </w:lvl>
+    <w:lvl w:ilvl="8" w:tplc="0409001B" w:tentative="1">
+      <w:start w:val="1"/>
+      <w:numFmt w:val="lowerRoman"/>
+      <w:lvlText w:val="%9."/>
+      <w:lvlJc w:val="right"/>
+      <w:pPr>
+        <w:ind w:left="6480" w:hanging="180"/>
+      </w:pPr>
+    </w:lvl>
+  </w:abstractNum>
+  <w:abstractNum w:abstractNumId="3" w15:restartNumberingAfterBreak="0">
+    <w:nsid w:val="6221482C"/>
+    <w:multiLevelType w:val="hybridMultilevel"/>
+    <w:tmpl w:val="26A26C96"/>
+    <w:lvl w:ilvl="0" w:tplc="0409000F">
+      <w:start w:val="1"/>
+      <w:numFmt w:val="decimal"/>
+      <w:lvlText w:val="%1."/>
+      <w:lvlJc w:val="left"/>
+      <w:pPr>
+        <w:ind w:left="720" w:hanging="360"/>
+      </w:pPr>
+    </w:lvl>
+    <w:lvl w:ilvl="1" w:tplc="04090019" w:tentative="1">
+      <w:start w:val="1"/>
+      <w:numFmt w:val="lowerLetter"/>
+      <w:lvlText w:val="%2."/>
+      <w:lvlJc w:val="left"/>
+      <w:pPr>
+        <w:ind w:left="1440" w:hanging="360"/>
+      </w:pPr>
+    </w:lvl>
+    <w:lvl w:ilvl="2" w:tplc="0409001B" w:tentative="1">
+      <w:start w:val="1"/>
+      <w:numFmt w:val="lowerRoman"/>
+      <w:lvlText w:val="%3."/>
+      <w:lvlJc w:val="right"/>
+      <w:pPr>
+        <w:ind w:left="2160" w:hanging="180"/>
+      </w:pPr>
+    </w:lvl>
+    <w:lvl w:ilvl="3" w:tplc="0409000F" w:tentative="1">
+      <w:start w:val="1"/>
+      <w:numFmt w:val="decimal"/>
+      <w:lvlText w:val="%4."/>
+      <w:lvlJc w:val="left"/>
+      <w:pPr>
+        <w:ind w:left="2880" w:hanging="360"/>
+      </w:pPr>
+    </w:lvl>
+    <w:lvl w:ilvl="4" w:tplc="04090019" w:tentative="1">
+      <w:start w:val="1"/>
+      <w:numFmt w:val="lowerLetter"/>
+      <w:lvlText w:val="%5."/>
+      <w:lvlJc w:val="left"/>
+      <w:pPr>
+        <w:ind w:left="3600" w:hanging="360"/>
+      </w:pPr>
+    </w:lvl>
+    <w:lvl w:ilvl="5" w:tplc="0409001B" w:tentative="1">
+      <w:start w:val="1"/>
+      <w:numFmt w:val="lowerRoman"/>
+      <w:lvlText w:val="%6."/>
+      <w:lvlJc w:val="right"/>
+      <w:pPr>
+        <w:ind w:left="4320" w:hanging="180"/>
+      </w:pPr>
+    </w:lvl>
+    <w:lvl w:ilvl="6" w:tplc="0409000F" w:tentative="1">
+      <w:start w:val="1"/>
+      <w:numFmt w:val="decimal"/>
+      <w:lvlText w:val="%7."/>
+      <w:lvlJc w:val="left"/>
+      <w:pPr>
+        <w:ind w:left="5040" w:hanging="360"/>
+      </w:pPr>
+    </w:lvl>
+    <w:lvl w:ilvl="7" w:tplc="04090019" w:tentative="1">
+      <w:start w:val="1"/>
+      <w:numFmt w:val="lowerLetter"/>
+      <w:lvlText w:val="%8."/>
+      <w:lvlJc w:val="left"/>
+      <w:pPr>
+        <w:ind w:left="5760" w:hanging="360"/>
+      </w:pPr>
+    </w:lvl>
+    <w:lvl w:ilvl="8" w:tplc="0409001B" w:tentative="1">
+      <w:start w:val="1"/>
+      <w:numFmt w:val="lowerRoman"/>
+      <w:lvlText w:val="%9."/>
+      <w:lvlJc w:val="right"/>
+      <w:pPr>
+        <w:ind w:left="6480" w:hanging="180"/>
+      </w:pPr>
+    </w:lvl>
+  </w:abstractNum>
+  <w:abstractNum w:abstractNumId="4" w15:restartNumberingAfterBreak="0">
+    <w:nsid w:val="658F6547"/>
+    <w:multiLevelType w:val="hybridMultilevel"/>
+    <w:tmpl w:val="50F09E2E"/>
+    <w:lvl w:ilvl="0" w:tplc="0409000F">
+      <w:start w:val="1"/>
+      <w:numFmt w:val="decimal"/>
+      <w:lvlText w:val="%1."/>
+      <w:lvlJc w:val="left"/>
+      <w:pPr>
+        <w:ind w:left="720" w:hanging="360"/>
+      </w:pPr>
+    </w:lvl>
+    <w:lvl w:ilvl="1" w:tplc="04090019" w:tentative="1">
+      <w:start w:val="1"/>
+      <w:numFmt w:val="lowerLetter"/>
+      <w:lvlText w:val="%2."/>
+      <w:lvlJc w:val="left"/>
+      <w:pPr>
+        <w:ind w:left="1440" w:hanging="360"/>
+      </w:pPr>
+    </w:lvl>
+    <w:lvl w:ilvl="2" w:tplc="0409001B" w:tentative="1">
+      <w:start w:val="1"/>
+      <w:numFmt w:val="lowerRoman"/>
+      <w:lvlText w:val="%3."/>
+      <w:lvlJc w:val="right"/>
+      <w:pPr>
+        <w:ind w:left="2160" w:hanging="180"/>
+      </w:pPr>
+    </w:lvl>
+    <w:lvl w:ilvl="3" w:tplc="0409000F" w:tentative="1">
+      <w:start w:val="1"/>
+      <w:numFmt w:val="decimal"/>
+      <w:lvlText w:val="%4."/>
+      <w:lvlJc w:val="left"/>
+      <w:pPr>
+        <w:ind w:left="2880" w:hanging="360"/>
+      </w:pPr>
+    </w:lvl>
+    <w:lvl w:ilvl="4" w:tplc="04090019" w:tentative="1">
+      <w:start w:val="1"/>
+      <w:numFmt w:val="lowerLetter"/>
+      <w:lvlText w:val="%5."/>
+      <w:lvlJc w:val="left"/>
+      <w:pPr>
+        <w:ind w:left="3600" w:hanging="360"/>
+      </w:pPr>
+    </w:lvl>
+    <w:lvl w:ilvl="5" w:tplc="0409001B" w:tentative="1">
+      <w:start w:val="1"/>
+      <w:numFmt w:val="lowerRoman"/>
+      <w:lvlText w:val="%6."/>
+      <w:lvlJc w:val="right"/>
+      <w:pPr>
+        <w:ind w:left="4320" w:hanging="180"/>
+      </w:pPr>
+    </w:lvl>
+    <w:lvl w:ilvl="6" w:tplc="0409000F" w:tentative="1">
+      <w:start w:val="1"/>
+      <w:numFmt w:val="decimal"/>
+      <w:lvlText w:val="%7."/>
+      <w:lvlJc w:val="left"/>
+      <w:pPr>
+        <w:ind w:left="5040" w:hanging="360"/>
+      </w:pPr>
+    </w:lvl>
+    <w:lvl w:ilvl="7" w:tplc="04090019" w:tentative="1">
+      <w:start w:val="1"/>
+      <w:numFmt w:val="lowerLetter"/>
+      <w:lvlText w:val="%8."/>
+      <w:lvlJc w:val="left"/>
+      <w:pPr>
+        <w:ind w:left="5760" w:hanging="360"/>
+      </w:pPr>
+    </w:lvl>
+    <w:lvl w:ilvl="8" w:tplc="0409001B" w:tentative="1">
+      <w:start w:val="1"/>
+      <w:numFmt w:val="lowerRoman"/>
+      <w:lvlText w:val="%9."/>
+      <w:lvlJc w:val="right"/>
+      <w:pPr>
+        <w:ind w:left="6480" w:hanging="180"/>
+      </w:pPr>
+    </w:lvl>
+  </w:abstractNum>
+  <w:num w:numId="1" w16cid:durableId="1303845582">
+    <w:abstractNumId w:val="1"/>
+  </w:num>
+  <w:num w:numId="2" w16cid:durableId="2039967991">
+    <w:abstractNumId w:val="0"/>
+  </w:num>
+  <w:num w:numId="3" w16cid:durableId="438988777">
+    <w:abstractNumId w:val="2"/>
+  </w:num>
+  <w:num w:numId="4" w16cid:durableId="885292776">
+    <w:abstractNumId w:val="4"/>
+  </w:num>
+  <w:num w:numId="5" w16cid:durableId="418451398">
+    <w:abstractNumId w:val="3"/>
+  </w:num>
+</w:numbering>
 </file>
 
 <file path=word/styles.xml><?xml version="1.0" encoding="utf-8"?>
@@ -669,7 +1444,6 @@
   <w:style w:type="character" w:default="1" w:styleId="DefaultParagraphFont">
     <w:name w:val="Default Paragraph Font"/>
     <w:uiPriority w:val="1"/>
-    <w:semiHidden/>
     <w:unhideWhenUsed/>
   </w:style>
   <w:style w:type="table" w:default="1" w:styleId="TableNormal">
